--- a/작업일지/졸업작품 작업일지 - 20+3주차.docx
+++ b/작업일지/졸업작품 작업일지 - 20+3주차.docx
@@ -641,6 +641,28 @@
               </w:rPr>
               <w:t xml:space="preserve"> </w:t>
             </w:r>
+            <w:r>
+              <w:rPr>
+                <w:rFonts w:hint="eastAsia"/>
+                <w:b/>
+              </w:rPr>
+              <w:t>로깅 기능 보강, 메시에 파이프라인별 정점 버퍼 뷰 레이아웃 구현,</w:t>
+            </w:r>
+            <w:r>
+              <w:rPr>
+                <w:b/>
+              </w:rPr>
+              <w:br/>
+            </w:r>
+            <w:r>
+              <w:rPr>
+                <w:rFonts w:hint="eastAsia"/>
+                <w:b/>
+                <w:bCs/>
+                <w:szCs w:val="20"/>
+              </w:rPr>
+              <w:t>H/W instancing 구현(싱글스레드/멀티스레드), 마우스로 카메라 조작 가능하도록 구현</w:t>
+            </w:r>
           </w:p>
           <w:p>
             <w:pPr>
@@ -670,6 +692,55 @@
                 <w:szCs w:val="20"/>
               </w:rPr>
               <w:t xml:space="preserve">이종진: </w:t>
+            </w:r>
+            <w:r>
+              <w:rPr>
+                <w:rFonts w:hint="eastAsia"/>
+                <w:b/>
+                <w:bCs/>
+                <w:szCs w:val="20"/>
+              </w:rPr>
+              <w:t>모델 바이너리 파일이 재질 세트를 저장하도록 구현, 클라이언트 코드에</w:t>
+            </w:r>
+            <w:r>
+              <w:rPr>
+                <w:b/>
+                <w:bCs/>
+                <w:szCs w:val="20"/>
+              </w:rPr>
+              <w:br/>
+            </w:r>
+            <w:r>
+              <w:rPr>
+                <w:rFonts w:hint="eastAsia"/>
+                <w:b/>
+                <w:bCs/>
+              </w:rPr>
+              <w:t>메시</w:t>
+            </w:r>
+            <w:r>
+              <w:rPr>
+                <w:rFonts w:hint="eastAsia"/>
+                <w:b/>
+                <w:bCs/>
+              </w:rPr>
+              <w:t>의 재질 세트</w:t>
+            </w:r>
+            <w:r>
+              <w:rPr>
+                <w:rFonts w:hint="eastAsia"/>
+                <w:b/>
+                <w:bCs/>
+              </w:rPr>
+              <w:t xml:space="preserve"> 구현 내용</w:t>
+            </w:r>
+            <w:r>
+              <w:rPr>
+                <w:rFonts w:hint="eastAsia"/>
+                <w:b/>
+                <w:bCs/>
+              </w:rPr>
+              <w:t xml:space="preserve"> 반영</w:t>
             </w:r>
           </w:p>
         </w:tc>
@@ -735,7 +806,7 @@
           <w:sz w:val="22"/>
           <w:szCs w:val="24"/>
         </w:rPr>
-        <w:t>Function128 구현</w:t>
+        <w:t>로깅 기능 보강</w:t>
       </w:r>
     </w:p>
     <w:p>
@@ -758,7 +829,22 @@
           <w:sz w:val="22"/>
           <w:szCs w:val="24"/>
         </w:rPr>
-        <w:t>Small Object Optimization을 구현해 128바이트의 내부 버퍼를 활용</w:t>
+        <w:t>릴리즈 시 로그를 남기지 않을 수 있도록 구현</w:t>
+      </w:r>
+      <w:r>
+        <w:rPr>
+          <w:sz w:val="22"/>
+          <w:szCs w:val="24"/>
+        </w:rPr>
+        <w:br/>
+      </w:r>
+      <w:r>
+        <w:rPr>
+          <w:rFonts w:hint="eastAsia"/>
+          <w:sz w:val="22"/>
+          <w:szCs w:val="24"/>
+        </w:rPr>
+        <w:t>(ENABLE_LOG 매크로를 비활성화하면 로깅 기능이 꺼진다.)</w:t>
       </w:r>
     </w:p>
     <w:p>
@@ -781,7 +867,53 @@
           <w:sz w:val="22"/>
           <w:szCs w:val="24"/>
         </w:rPr>
-        <w:t>128바이트를 넘지 않는 Callable 객체에 대해서는 스택 메모리 사용</w:t>
+        <w:t>로그 스트림이 직접 정의한 null 스트림 클래스가 되어서 출력이 모두 무시된다.</w:t>
+      </w:r>
+    </w:p>
+    <w:p>
+      <w:pPr>
+        <w:pStyle w:val="a4"/>
+        <w:numPr>
+          <w:ilvl w:val="1"/>
+          <w:numId w:val="37"/>
+        </w:numPr>
+        <w:spacing w:after="0"/>
+        <w:ind w:leftChars="0"/>
+        <w:rPr>
+          <w:sz w:val="22"/>
+          <w:szCs w:val="24"/>
+        </w:rPr>
+      </w:pPr>
+      <w:r>
+        <w:rPr>
+          <w:rFonts w:hint="eastAsia"/>
+          <w:sz w:val="22"/>
+          <w:szCs w:val="24"/>
+        </w:rPr>
+        <w:t>경고나 오류 로그 외에 리소스(모델, 레벨) 로드 내용도 로그를 남기도록 구현</w:t>
+      </w:r>
+    </w:p>
+    <w:p>
+      <w:pPr>
+        <w:pStyle w:val="a4"/>
+        <w:numPr>
+          <w:ilvl w:val="1"/>
+          <w:numId w:val="37"/>
+        </w:numPr>
+        <w:spacing w:after="0"/>
+        <w:ind w:leftChars="0"/>
+        <w:rPr>
+          <w:sz w:val="22"/>
+          <w:szCs w:val="24"/>
+        </w:rPr>
+      </w:pPr>
+      <w:r>
+        <w:rPr>
+          <w:rFonts w:hint="eastAsia"/>
+          <w:sz w:val="22"/>
+          <w:szCs w:val="24"/>
+        </w:rPr>
+        <w:t>파일로도 로그를 편하게 남길 수 있도록 구현</w:t>
       </w:r>
     </w:p>
     <w:p>
@@ -804,7 +936,76 @@
           <w:sz w:val="22"/>
           <w:szCs w:val="24"/>
         </w:rPr>
-        <w:t>128바이트를 넘는 Callable 객체에 대해서는 동적 할당</w:t>
+        <w:t>pushLogger 전역 함수를 통해 o</w:t>
+      </w:r>
+      <w:r>
+        <w:rPr>
+          <w:rFonts w:hint="eastAsia"/>
+          <w:sz w:val="22"/>
+          <w:szCs w:val="24"/>
+        </w:rPr>
+        <w:t>fstream을 추가해놓기만 하면 된다.</w:t>
+      </w:r>
+    </w:p>
+    <w:p>
+      <w:pPr>
+        <w:pStyle w:val="a4"/>
+        <w:numPr>
+          <w:ilvl w:val="2"/>
+          <w:numId w:val="37"/>
+        </w:numPr>
+        <w:spacing w:after="0"/>
+        <w:ind w:leftChars="0"/>
+        <w:rPr>
+          <w:sz w:val="22"/>
+          <w:szCs w:val="24"/>
+        </w:rPr>
+      </w:pPr>
+      <w:r>
+        <w:rPr>
+          <w:rFonts w:hint="eastAsia"/>
+          <w:sz w:val="22"/>
+          <w:szCs w:val="24"/>
+        </w:rPr>
+        <w:t>콘솔창에 너무 많은 로그가 출력되어 앞의 내용이 지워질 때,</w:t>
+      </w:r>
+      <w:r>
+        <w:rPr>
+          <w:sz w:val="22"/>
+          <w:szCs w:val="24"/>
+        </w:rPr>
+        <w:br/>
+      </w:r>
+      <w:r>
+        <w:rPr>
+          <w:rFonts w:hint="eastAsia"/>
+          <w:sz w:val="22"/>
+          <w:szCs w:val="24"/>
+        </w:rPr>
+        <w:t>수정에 따른 변화를 관찰하기 위해 로그 보관이 필요할 때 등에 유용</w:t>
+      </w:r>
+    </w:p>
+    <w:p>
+      <w:pPr>
+        <w:pStyle w:val="a4"/>
+        <w:numPr>
+          <w:ilvl w:val="0"/>
+          <w:numId w:val="37"/>
+        </w:numPr>
+        <w:spacing w:after="0"/>
+        <w:ind w:leftChars="0"/>
+        <w:rPr>
+          <w:sz w:val="22"/>
+          <w:szCs w:val="24"/>
+        </w:rPr>
+      </w:pPr>
+      <w:r>
+        <w:rPr>
+          <w:rFonts w:hint="eastAsia"/>
+          <w:sz w:val="22"/>
+          <w:szCs w:val="24"/>
+        </w:rPr>
+        <w:t>메시에 파이프라인별 정점 버퍼 뷰 레이아웃 구현</w:t>
       </w:r>
     </w:p>
     <w:p>
@@ -827,7 +1028,60 @@
           <w:sz w:val="22"/>
           <w:szCs w:val="24"/>
         </w:rPr>
-        <w:t>예외적 템플릿 사용</w:t>
+        <w:t>셰이더마다 사용하는 정점 속성이 달라서,</w:t>
+      </w:r>
+      <w:r>
+        <w:rPr>
+          <w:sz w:val="22"/>
+          <w:szCs w:val="24"/>
+        </w:rPr>
+        <w:br/>
+      </w:r>
+      <w:r>
+        <w:rPr>
+          <w:rFonts w:hint="eastAsia"/>
+          <w:sz w:val="22"/>
+          <w:szCs w:val="24"/>
+        </w:rPr>
+        <w:t>각 셰이더에서 요구하는 특정 정점 속성의 input slot이 다를 수 있다.</w:t>
+      </w:r>
+    </w:p>
+    <w:p>
+      <w:pPr>
+        <w:pStyle w:val="a4"/>
+        <w:numPr>
+          <w:ilvl w:val="1"/>
+          <w:numId w:val="37"/>
+        </w:numPr>
+        <w:spacing w:after="0"/>
+        <w:ind w:leftChars="0"/>
+        <w:rPr>
+          <w:sz w:val="22"/>
+          <w:szCs w:val="24"/>
+        </w:rPr>
+      </w:pPr>
+      <w:r>
+        <w:rPr>
+          <w:rFonts w:hint="eastAsia"/>
+          <w:sz w:val="22"/>
+          <w:szCs w:val="24"/>
+        </w:rPr>
+        <w:t>각 셰이더의 input slot 인덱스에 맞게 정점 버퍼 뷰를 재배치한 구조들을</w:t>
+      </w:r>
+      <w:r>
+        <w:rPr>
+          <w:sz w:val="22"/>
+          <w:szCs w:val="24"/>
+        </w:rPr>
+        <w:br/>
+      </w:r>
+      <w:r>
+        <w:rPr>
+          <w:rFonts w:hint="eastAsia"/>
+          <w:sz w:val="22"/>
+          <w:szCs w:val="24"/>
+        </w:rPr>
+        <w:t>메시가 들고 있도록 수정</w:t>
       </w:r>
     </w:p>
     <w:p>
@@ -850,7 +1104,22 @@
           <w:sz w:val="22"/>
           <w:szCs w:val="24"/>
         </w:rPr>
-        <w:t>원래는 템플릿 사용을 최대한 자제하자고 했지만,</w:t>
+        <w:t>파이프라인 네임스페이스마다 PBRPipeline::</w:t>
+      </w:r>
+      <w:r>
+        <w:rPr>
+          <w:sz w:val="22"/>
+          <w:szCs w:val="24"/>
+        </w:rPr>
+        <w:t>layoutMeshIfNeeded</w:t>
+      </w:r>
+      <w:r>
+        <w:rPr>
+          <w:rFonts w:hint="eastAsia"/>
+          <w:sz w:val="22"/>
+          <w:szCs w:val="24"/>
+        </w:rPr>
+        <w:t>와 같이</w:t>
       </w:r>
       <w:r>
         <w:rPr>
@@ -865,22 +1134,7 @@
           <w:sz w:val="22"/>
           <w:szCs w:val="24"/>
         </w:rPr>
-        <w:t>유틸리티적 성격이 강하고, 람다 객체를 수용하기 위해선</w:t>
-      </w:r>
-      <w:r>
-        <w:rPr>
-          <w:sz w:val="22"/>
-          <w:szCs w:val="24"/>
-        </w:rPr>
-        <w:br/>
-      </w:r>
-      <w:r>
-        <w:rPr>
-          <w:rFonts w:hint="eastAsia"/>
-          <w:sz w:val="22"/>
-          <w:szCs w:val="24"/>
-        </w:rPr>
-        <w:t>어쩔 수 없이 템플릿을 쓸수밖에 없음</w:t>
+        <w:t>정점 버퍼 뷰 재배치 구조 생성 함수를 두어서 각 파이프라인에서 호출</w:t>
       </w:r>
     </w:p>
     <w:p>
@@ -903,7 +1157,7 @@
           <w:sz w:val="22"/>
           <w:szCs w:val="24"/>
         </w:rPr>
-        <w:t>ThreadPool 구현</w:t>
+        <w:t>H/W Instancing 구현(싱글스레드/멀티스레드)</w:t>
       </w:r>
     </w:p>
     <w:p>
@@ -926,7 +1180,7 @@
           <w:sz w:val="22"/>
           <w:szCs w:val="24"/>
         </w:rPr>
-        <w:t xml:space="preserve"> 내부적으로 lock free queue 사용, work stealing 구조</w:t>
+        <w:t>DrawEvent들을 다음과 같은 기준들로 정렬해 그룹화한다.</w:t>
       </w:r>
     </w:p>
     <w:p>
@@ -949,7 +1203,7 @@
           <w:sz w:val="22"/>
           <w:szCs w:val="24"/>
         </w:rPr>
-        <w:t>Function128 객체로 제출된 작업들이 round robin으로 각 스레드에 분배된다.</w:t>
+        <w:t>사용하는 메시의 메모리 주소 순서</w:t>
       </w:r>
     </w:p>
     <w:p>
@@ -972,22 +1226,30 @@
           <w:sz w:val="22"/>
           <w:szCs w:val="24"/>
         </w:rPr>
-        <w:t>스레드가 자신의 queue에 작업이 없으면, 다른 스레드의 queue에서 작업을 꺼내</w:t>
-      </w:r>
-      <w:r>
-        <w:rPr>
-          <w:sz w:val="22"/>
-          <w:szCs w:val="24"/>
-        </w:rPr>
-        <w:br/>
-      </w:r>
-      <w:r>
-        <w:rPr>
-          <w:rFonts w:hint="eastAsia"/>
-          <w:sz w:val="22"/>
-          <w:szCs w:val="24"/>
-        </w:rPr>
-        <w:t>처리한다.</w:t>
+        <w:t>사용하는 서브메시의 메모리 주소 순서</w:t>
+      </w:r>
+    </w:p>
+    <w:p>
+      <w:pPr>
+        <w:pStyle w:val="a4"/>
+        <w:numPr>
+          <w:ilvl w:val="2"/>
+          <w:numId w:val="37"/>
+        </w:numPr>
+        <w:spacing w:after="0"/>
+        <w:ind w:leftChars="0"/>
+        <w:rPr>
+          <w:sz w:val="22"/>
+          <w:szCs w:val="24"/>
+        </w:rPr>
+      </w:pPr>
+      <w:r>
+        <w:rPr>
+          <w:rFonts w:hint="eastAsia"/>
+          <w:sz w:val="22"/>
+          <w:szCs w:val="24"/>
+        </w:rPr>
+        <w:t>사용하는 재질의 메모리 주소 순서</w:t>
       </w:r>
     </w:p>
     <w:p>
@@ -1010,7 +1272,7 @@
           <w:sz w:val="22"/>
           <w:szCs w:val="24"/>
         </w:rPr>
-        <w:t>ThreadPool::worker 함수는 최종적으로 처리할 작업이 없을 시</w:t>
+        <w:t>세 기준에서 모두 equivalent하게 평가되는 DrawEvent들은 하나의 인스턴싱 그룹이 되어</w:t>
       </w:r>
       <w:r>
         <w:rPr>
@@ -1025,7 +1287,150 @@
           <w:sz w:val="22"/>
           <w:szCs w:val="24"/>
         </w:rPr>
-        <w:t>std::this_thread::yield() 수행</w:t>
+        <w:t>한 번의 드로우콜로 그려진다.</w:t>
+      </w:r>
+    </w:p>
+    <w:p>
+      <w:pPr>
+        <w:widowControl/>
+        <w:wordWrap/>
+        <w:autoSpaceDE/>
+        <w:autoSpaceDN/>
+        <w:rPr>
+          <w:sz w:val="22"/>
+          <w:szCs w:val="24"/>
+        </w:rPr>
+      </w:pPr>
+      <w:r>
+        <w:rPr>
+          <w:sz w:val="22"/>
+          <w:szCs w:val="24"/>
+        </w:rPr>
+        <w:br w:type="page"/>
+      </w:r>
+    </w:p>
+    <w:p>
+      <w:pPr>
+        <w:pStyle w:val="a4"/>
+        <w:numPr>
+          <w:ilvl w:val="1"/>
+          <w:numId w:val="37"/>
+        </w:numPr>
+        <w:spacing w:after="0"/>
+        <w:ind w:leftChars="0"/>
+        <w:rPr>
+          <w:sz w:val="22"/>
+          <w:szCs w:val="24"/>
+        </w:rPr>
+      </w:pPr>
+      <w:r>
+        <w:rPr>
+          <w:rFonts w:hint="eastAsia"/>
+          <w:sz w:val="22"/>
+          <w:szCs w:val="24"/>
+        </w:rPr>
+        <w:lastRenderedPageBreak/>
+        <w:t xml:space="preserve">정렬된 draw event들 속에서 이진 탐색을 통해 인스턴싱 그룹의 </w:t>
+      </w:r>
+      <w:r>
+        <w:rPr>
+          <w:rFonts w:hint="eastAsia"/>
+          <w:sz w:val="22"/>
+          <w:szCs w:val="24"/>
+        </w:rPr>
+        <w:t>끝을 찾는다.(iterator)</w:t>
+      </w:r>
+      <w:r>
+        <w:rPr>
+          <w:sz w:val="22"/>
+          <w:szCs w:val="24"/>
+        </w:rPr>
+        <w:br/>
+      </w:r>
+      <w:r>
+        <w:rPr>
+          <w:rFonts w:hint="eastAsia"/>
+          <w:sz w:val="22"/>
+          <w:szCs w:val="24"/>
+        </w:rPr>
+        <w:t>그렇게 찾은 끝은 다음 인스턴싱 그룹의 시작이 된다.</w:t>
+      </w:r>
+    </w:p>
+    <w:p>
+      <w:pPr>
+        <w:pStyle w:val="a4"/>
+        <w:numPr>
+          <w:ilvl w:val="1"/>
+          <w:numId w:val="37"/>
+        </w:numPr>
+        <w:spacing w:after="0"/>
+        <w:ind w:leftChars="0"/>
+        <w:rPr>
+          <w:sz w:val="22"/>
+          <w:szCs w:val="24"/>
+        </w:rPr>
+      </w:pPr>
+      <w:r>
+        <w:rPr>
+          <w:rFonts w:hint="eastAsia"/>
+          <w:sz w:val="22"/>
+          <w:szCs w:val="24"/>
+        </w:rPr>
+        <w:t xml:space="preserve">멀티스레드 렌더링 시 </w:t>
+      </w:r>
+      <w:r>
+        <w:rPr>
+          <w:rFonts w:hint="eastAsia"/>
+          <w:sz w:val="22"/>
+          <w:szCs w:val="24"/>
+        </w:rPr>
+        <w:t>각 인스턴싱 그룹의 시작을 나타내는 iterator들과</w:t>
+      </w:r>
+      <w:r>
+        <w:rPr>
+          <w:sz w:val="22"/>
+          <w:szCs w:val="24"/>
+        </w:rPr>
+        <w:br/>
+      </w:r>
+      <w:r>
+        <w:rPr>
+          <w:rFonts w:hint="eastAsia"/>
+          <w:sz w:val="22"/>
+          <w:szCs w:val="24"/>
+        </w:rPr>
+        <w:t>sentinel로 쓸 end iterator로 벡터를</w:t>
+      </w:r>
+      <w:r>
+        <w:rPr>
+          <w:rFonts w:hint="eastAsia"/>
+          <w:sz w:val="22"/>
+          <w:szCs w:val="24"/>
+        </w:rPr>
+        <w:t xml:space="preserve"> </w:t>
+      </w:r>
+      <w:r>
+        <w:rPr>
+          <w:rFonts w:hint="eastAsia"/>
+          <w:sz w:val="22"/>
+          <w:szCs w:val="24"/>
+        </w:rPr>
+        <w:t>구성하여</w:t>
+      </w:r>
+      <w:r>
+        <w:rPr>
+          <w:sz w:val="22"/>
+          <w:szCs w:val="24"/>
+        </w:rPr>
+        <w:br/>
+      </w:r>
+      <w:r>
+        <w:rPr>
+          <w:rFonts w:hint="eastAsia"/>
+          <w:sz w:val="22"/>
+          <w:szCs w:val="24"/>
+        </w:rPr>
+        <w:t>k번째 원소와 k+1번째 원소가 k번째 인스턴싱 그룹을 표현하도록 한다.</w:t>
       </w:r>
     </w:p>
     <w:p>
@@ -1048,7 +1453,7 @@
           <w:sz w:val="22"/>
           <w:szCs w:val="24"/>
         </w:rPr>
-        <w:t>하지 않으면 엄청난 성능 하락이 있었다.</w:t>
+        <w:t>작업의 단위는 인스턴싱 그룹이 되며, 각 스레드는 인스턴싱 그룹 벡터를</w:t>
       </w:r>
       <w:r>
         <w:rPr>
@@ -1063,22 +1468,37 @@
           <w:sz w:val="22"/>
           <w:szCs w:val="24"/>
         </w:rPr>
-        <w:t xml:space="preserve">물리 코어 개수 </w:t>
-      </w:r>
-      <w:r>
-        <w:rPr>
-          <w:sz w:val="22"/>
-          <w:szCs w:val="24"/>
-        </w:rPr>
-        <w:t>–</w:t>
-      </w:r>
-      <w:r>
-        <w:rPr>
-          <w:rFonts w:hint="eastAsia"/>
-          <w:sz w:val="22"/>
-          <w:szCs w:val="24"/>
-        </w:rPr>
-        <w:t xml:space="preserve"> 1개 만큼 딱 만들었는데도.</w:t>
+        <w:t>겹치지 않게 분할하여 맡아 gpu 명령을 작성한다.</w:t>
+      </w:r>
+    </w:p>
+    <w:p>
+      <w:pPr>
+        <w:pStyle w:val="a4"/>
+        <w:numPr>
+          <w:ilvl w:val="1"/>
+          <w:numId w:val="37"/>
+        </w:numPr>
+        <w:spacing w:after="0"/>
+        <w:ind w:leftChars="0"/>
+        <w:rPr>
+          <w:sz w:val="22"/>
+          <w:szCs w:val="24"/>
+        </w:rPr>
+      </w:pPr>
+      <w:r>
+        <w:rPr>
+          <w:sz w:val="22"/>
+          <w:szCs w:val="24"/>
+        </w:rPr>
+        <w:t>AMD Ryzen 7 7800X3D 8-Core Processor (4.20 GHz)</w:t>
+      </w:r>
+      <w:r>
+        <w:rPr>
+          <w:rFonts w:hint="eastAsia"/>
+          <w:sz w:val="22"/>
+          <w:szCs w:val="24"/>
+        </w:rPr>
+        <w:t>, Geforce RTX 4070Ti Super 기준</w:t>
       </w:r>
       <w:r>
         <w:rPr>
@@ -1093,7 +1513,7 @@
           <w:sz w:val="22"/>
           <w:szCs w:val="24"/>
         </w:rPr>
-        <w:t>d3d12나 이상한 것들이 몰래 스레드를 만들기 때문에 그런 것 같다.</w:t>
+        <w:t>180FPS -&gt; 280FPS 성능 향상</w:t>
       </w:r>
     </w:p>
     <w:p>
@@ -1116,7 +1536,7 @@
           <w:sz w:val="22"/>
           <w:szCs w:val="24"/>
         </w:rPr>
-        <w:t>멀티스레드 렌더링 구현: cpu-gpu 데이터 업데이트, gpu 명령 기록</w:t>
+        <w:t>마우스로 카메라 조작 가능하도록 구현</w:t>
       </w:r>
     </w:p>
     <w:p>
@@ -1139,7 +1559,114 @@
           <w:sz w:val="22"/>
           <w:szCs w:val="24"/>
         </w:rPr>
-        <w:t>기본적으로 std::latch를 활용한 fork &amp; join 방식</w:t>
+        <w:t>Raw Input을 통해(WM_INPUT 메시지) 마우스 입력을 받는다.</w:t>
+      </w:r>
+      <w:r>
+        <w:rPr>
+          <w:sz w:val="22"/>
+          <w:szCs w:val="24"/>
+        </w:rPr>
+        <w:br/>
+      </w:r>
+      <w:r>
+        <w:rPr>
+          <w:rFonts w:hint="eastAsia"/>
+          <w:sz w:val="22"/>
+          <w:szCs w:val="24"/>
+        </w:rPr>
+        <w:t>WM_MOUSEMOVE 메시지로 처리하는 것과는 다음과 같은 차이가 있다.</w:t>
+      </w:r>
+    </w:p>
+    <w:p>
+      <w:pPr>
+        <w:pStyle w:val="a4"/>
+        <w:numPr>
+          <w:ilvl w:val="2"/>
+          <w:numId w:val="37"/>
+        </w:numPr>
+        <w:spacing w:after="0"/>
+        <w:ind w:leftChars="0"/>
+        <w:rPr>
+          <w:sz w:val="22"/>
+          <w:szCs w:val="24"/>
+        </w:rPr>
+      </w:pPr>
+      <w:r>
+        <w:rPr>
+          <w:rFonts w:hint="eastAsia"/>
+          <w:sz w:val="22"/>
+          <w:szCs w:val="24"/>
+        </w:rPr>
+        <w:t>윈도우 경계로부터 영향을 받지 않는다.</w:t>
+      </w:r>
+    </w:p>
+    <w:p>
+      <w:pPr>
+        <w:pStyle w:val="a4"/>
+        <w:numPr>
+          <w:ilvl w:val="2"/>
+          <w:numId w:val="37"/>
+        </w:numPr>
+        <w:spacing w:after="0"/>
+        <w:ind w:leftChars="0"/>
+        <w:rPr>
+          <w:sz w:val="22"/>
+          <w:szCs w:val="24"/>
+        </w:rPr>
+      </w:pPr>
+      <w:r>
+        <w:rPr>
+          <w:rFonts w:hint="eastAsia"/>
+          <w:sz w:val="22"/>
+          <w:szCs w:val="24"/>
+        </w:rPr>
+        <w:t>가상 커서/가속도 설정을 무시한다.</w:t>
+      </w:r>
+    </w:p>
+    <w:p>
+      <w:pPr>
+        <w:pStyle w:val="a4"/>
+        <w:numPr>
+          <w:ilvl w:val="2"/>
+          <w:numId w:val="37"/>
+        </w:numPr>
+        <w:spacing w:after="0"/>
+        <w:ind w:leftChars="0"/>
+        <w:rPr>
+          <w:sz w:val="22"/>
+          <w:szCs w:val="24"/>
+        </w:rPr>
+      </w:pPr>
+      <w:r>
+        <w:rPr>
+          <w:rFonts w:hint="eastAsia"/>
+          <w:sz w:val="22"/>
+          <w:szCs w:val="24"/>
+        </w:rPr>
+        <w:t>Alt-Tab/창 이동 후에도 상태 복구가 명확하다.</w:t>
+      </w:r>
+    </w:p>
+    <w:p>
+      <w:pPr>
+        <w:pStyle w:val="a4"/>
+        <w:numPr>
+          <w:ilvl w:val="2"/>
+          <w:numId w:val="37"/>
+        </w:numPr>
+        <w:spacing w:after="0"/>
+        <w:ind w:leftChars="0"/>
+        <w:rPr>
+          <w:sz w:val="22"/>
+          <w:szCs w:val="24"/>
+        </w:rPr>
+      </w:pPr>
+      <w:r>
+        <w:rPr>
+          <w:rFonts w:hint="eastAsia"/>
+          <w:sz w:val="22"/>
+          <w:szCs w:val="24"/>
+        </w:rPr>
+        <w:t>DPI 스케일링 환경에서도 입력이 왜곡되지 않는다고 한다.</w:t>
       </w:r>
     </w:p>
     <w:p>
@@ -1162,22 +1689,7 @@
           <w:sz w:val="22"/>
           <w:szCs w:val="24"/>
         </w:rPr>
-        <w:t>Per Instance Data 업로드 버퍼(StructuredBuffer)에 wvp, wv, wvNormal과 같은 행렬들을</w:t>
-      </w:r>
-      <w:r>
-        <w:rPr>
-          <w:sz w:val="22"/>
-          <w:szCs w:val="24"/>
-        </w:rPr>
-        <w:br/>
-      </w:r>
-      <w:r>
-        <w:rPr>
-          <w:rFonts w:hint="eastAsia"/>
-          <w:sz w:val="22"/>
-          <w:szCs w:val="24"/>
-        </w:rPr>
-        <w:t>계산해 쓰는 동작을 멀티스레드로 수행</w:t>
+        <w:t>카메라 오프셋을 둘로 분리한다.</w:t>
       </w:r>
     </w:p>
     <w:p>
@@ -1200,7 +1712,53 @@
           <w:sz w:val="22"/>
           <w:szCs w:val="24"/>
         </w:rPr>
-        <w:t>객체들을 일정 개수 단위로 나누어 std::vector&lt;PerInstanceData&gt;의 서로 겹치지 않는</w:t>
+        <w:t>offsetFromTarget: 타겟 오브젝트에 대한 카메라 위치의 오프셋 (eye 오프셋)</w:t>
+      </w:r>
+    </w:p>
+    <w:p>
+      <w:pPr>
+        <w:pStyle w:val="a4"/>
+        <w:numPr>
+          <w:ilvl w:val="2"/>
+          <w:numId w:val="37"/>
+        </w:numPr>
+        <w:spacing w:after="0"/>
+        <w:ind w:leftChars="0"/>
+        <w:rPr>
+          <w:sz w:val="22"/>
+          <w:szCs w:val="24"/>
+        </w:rPr>
+      </w:pPr>
+      <w:r>
+        <w:rPr>
+          <w:rFonts w:hint="eastAsia"/>
+          <w:sz w:val="22"/>
+          <w:szCs w:val="24"/>
+        </w:rPr>
+        <w:t>offsetTargetPivot: 타겟 오브젝트에 대한 카메라 초점의 오프셋 (at 오프셋)</w:t>
+      </w:r>
+    </w:p>
+    <w:p>
+      <w:pPr>
+        <w:pStyle w:val="a4"/>
+        <w:numPr>
+          <w:ilvl w:val="2"/>
+          <w:numId w:val="37"/>
+        </w:numPr>
+        <w:spacing w:after="0"/>
+        <w:ind w:leftChars="0"/>
+        <w:rPr>
+          <w:sz w:val="22"/>
+          <w:szCs w:val="24"/>
+        </w:rPr>
+      </w:pPr>
+      <w:r>
+        <w:rPr>
+          <w:rFonts w:hint="eastAsia"/>
+          <w:sz w:val="22"/>
+          <w:szCs w:val="24"/>
+        </w:rPr>
+        <w:t>캐릭터를 쳐다보도록 할 때 카메라가 캐릭터의 머리가 아닌 발을 쳐다봐서</w:t>
       </w:r>
       <w:r>
         <w:rPr>
@@ -1215,15 +1773,7 @@
           <w:sz w:val="22"/>
           <w:szCs w:val="24"/>
         </w:rPr>
-        <w:t>영역에 쓰기 동작 수행</w:t>
-      </w:r>
-      <w:r>
-        <w:rPr>
-          <w:rFonts w:hint="eastAsia"/>
-          <w:sz w:val="22"/>
-          <w:szCs w:val="24"/>
-        </w:rPr>
-        <w:t>하는 작업 구축, ThreadPool에 제출</w:t>
+        <w:t>분리가 필요했다.</w:t>
       </w:r>
     </w:p>
     <w:p>
@@ -1246,7 +1796,22 @@
           <w:sz w:val="22"/>
           <w:szCs w:val="24"/>
         </w:rPr>
-        <w:t>명령 기록을 멀티스레드로 수행</w:t>
+        <w:t>Yaw 회전에 대해서는 캐릭터도 같이 회전하도록,</w:t>
+      </w:r>
+      <w:r>
+        <w:rPr>
+          <w:sz w:val="22"/>
+          <w:szCs w:val="24"/>
+        </w:rPr>
+        <w:br/>
+      </w:r>
+      <w:r>
+        <w:rPr>
+          <w:rFonts w:hint="eastAsia"/>
+          <w:sz w:val="22"/>
+          <w:szCs w:val="24"/>
+        </w:rPr>
+        <w:t>Pitch 회전에 대해서는 카메라만 회전하도록 구현한다.</w:t>
       </w:r>
     </w:p>
     <w:p>
@@ -1269,23 +1834,7 @@
           <w:sz w:val="22"/>
           <w:szCs w:val="24"/>
         </w:rPr>
-        <w:t>DrawEvent를 일정 개수 단위로 나누어 CommandList를 할당받고</w:t>
-      </w:r>
-      <w:r>
-        <w:rPr>
-          <w:sz w:val="22"/>
-          <w:szCs w:val="24"/>
-        </w:rPr>
-        <w:br/>
-      </w:r>
-      <w:r>
-        <w:rPr>
-          <w:rFonts w:hint="eastAsia"/>
-          <w:sz w:val="22"/>
-          <w:szCs w:val="24"/>
-        </w:rPr>
-        <w:lastRenderedPageBreak/>
-        <w:t>파이프라인 세팅 명령과 드로우콜 명령들을 기록하는 작업 구축, ThreadPool에 제출</w:t>
+        <w:t>Pitch 회전에는 각도 제한을 둔다.</w:t>
       </w:r>
     </w:p>
     <w:p>
@@ -1308,60 +1857,7 @@
           <w:sz w:val="22"/>
           <w:szCs w:val="24"/>
         </w:rPr>
-        <w:t>동기화 후 기록된 CommandList를 모아 메인 렌더링 스레드에서</w:t>
-      </w:r>
-      <w:r>
-        <w:rPr>
-          <w:sz w:val="22"/>
-          <w:szCs w:val="24"/>
-        </w:rPr>
-        <w:br/>
-      </w:r>
-      <w:r>
-        <w:rPr>
-          <w:rFonts w:hint="eastAsia"/>
-          <w:sz w:val="22"/>
-          <w:szCs w:val="24"/>
-        </w:rPr>
-        <w:t>ExecuteCommandLists로 한번에 실행</w:t>
-      </w:r>
-    </w:p>
-    <w:p>
-      <w:pPr>
-        <w:pStyle w:val="a4"/>
-        <w:numPr>
-          <w:ilvl w:val="1"/>
-          <w:numId w:val="37"/>
-        </w:numPr>
-        <w:spacing w:after="0"/>
-        <w:ind w:leftChars="0"/>
-        <w:rPr>
-          <w:sz w:val="22"/>
-          <w:szCs w:val="24"/>
-        </w:rPr>
-      </w:pPr>
-      <w:r>
-        <w:rPr>
-          <w:rFonts w:hint="eastAsia"/>
-          <w:sz w:val="22"/>
-          <w:szCs w:val="24"/>
-        </w:rPr>
-        <w:t>파이프라인별 Dispatcher 객체가 작업 분배 크기를 결정하고, 싱글스레드로 실행할지</w:t>
-      </w:r>
-      <w:r>
-        <w:rPr>
-          <w:sz w:val="22"/>
-          <w:szCs w:val="24"/>
-        </w:rPr>
-        <w:br/>
-      </w:r>
-      <w:r>
-        <w:rPr>
-          <w:rFonts w:hint="eastAsia"/>
-          <w:sz w:val="22"/>
-          <w:szCs w:val="24"/>
-        </w:rPr>
-        <w:t>멀티스레드로 실행할지 여부를 결정</w:t>
+        <w:t>Yaw 회전 시 캐릭터를 회전시키고 그 회전량을 카메라의 뷰 행렬에 반영하도록 한다.</w:t>
       </w:r>
     </w:p>
     <w:p>
@@ -1384,37 +1880,7 @@
           <w:sz w:val="22"/>
           <w:szCs w:val="24"/>
         </w:rPr>
-        <w:t>말 그대로 Dispatcher는 작업 분배기 역할</w:t>
-      </w:r>
-    </w:p>
-    <w:p>
-      <w:pPr>
-        <w:pStyle w:val="a4"/>
-        <w:numPr>
-          <w:ilvl w:val="1"/>
-          <w:numId w:val="37"/>
-        </w:numPr>
-        <w:spacing w:after="0"/>
-        <w:ind w:leftChars="0"/>
-        <w:rPr>
-          <w:sz w:val="22"/>
-          <w:szCs w:val="24"/>
-        </w:rPr>
-      </w:pPr>
-      <w:r>
-        <w:rPr>
-          <w:sz w:val="22"/>
-          <w:szCs w:val="24"/>
-        </w:rPr>
-        <w:t>AMD Ryzen 7 7800X3D 8-Core Processor (4.20 GHz)</w:t>
-      </w:r>
-      <w:r>
-        <w:rPr>
-          <w:rFonts w:hint="eastAsia"/>
-          <w:sz w:val="22"/>
-          <w:szCs w:val="24"/>
-        </w:rPr>
-        <w:t>, Geforce RTX 4070Ti Super 기준</w:t>
+        <w:t>Pitch 회전 시 카메라 객체 내부의 쿼터니언에 회전을 반영하고 그 회전량을</w:t>
       </w:r>
       <w:r>
         <w:rPr>
@@ -1429,259 +1895,7 @@
           <w:sz w:val="22"/>
           <w:szCs w:val="24"/>
         </w:rPr>
-        <w:t>140FPS -&gt; 200FPS 성능 향상</w:t>
-      </w:r>
-    </w:p>
-    <w:p>
-      <w:pPr>
-        <w:pStyle w:val="a4"/>
-        <w:numPr>
-          <w:ilvl w:val="0"/>
-          <w:numId w:val="37"/>
-        </w:numPr>
-        <w:spacing w:after="0"/>
-        <w:ind w:leftChars="0"/>
-        <w:rPr>
-          <w:sz w:val="22"/>
-          <w:szCs w:val="24"/>
-        </w:rPr>
-      </w:pPr>
-      <w:r>
-        <w:rPr>
-          <w:sz w:val="22"/>
-          <w:szCs w:val="24"/>
-        </w:rPr>
-        <w:t>P</w:t>
-      </w:r>
-      <w:r>
-        <w:rPr>
-          <w:rFonts w:hint="eastAsia"/>
-          <w:sz w:val="22"/>
-          <w:szCs w:val="24"/>
-        </w:rPr>
-        <w:t xml:space="preserve">hysical update와 update 분리 </w:t>
-      </w:r>
-    </w:p>
-    <w:p>
-      <w:pPr>
-        <w:pStyle w:val="a4"/>
-        <w:numPr>
-          <w:ilvl w:val="1"/>
-          <w:numId w:val="37"/>
-        </w:numPr>
-        <w:spacing w:after="0"/>
-        <w:ind w:leftChars="0"/>
-        <w:rPr>
-          <w:sz w:val="22"/>
-          <w:szCs w:val="24"/>
-        </w:rPr>
-      </w:pPr>
-      <w:r>
-        <w:rPr>
-          <w:rFonts w:hint="eastAsia"/>
-          <w:sz w:val="22"/>
-          <w:szCs w:val="24"/>
-        </w:rPr>
-        <w:t>물리 업데이트는 고정 주기로 호출해야 안정적이고 약간의 성능 향상 효과를 볼 수 있음</w:t>
-      </w:r>
-    </w:p>
-    <w:p>
-      <w:pPr>
-        <w:pStyle w:val="a4"/>
-        <w:numPr>
-          <w:ilvl w:val="1"/>
-          <w:numId w:val="37"/>
-        </w:numPr>
-        <w:spacing w:after="0"/>
-        <w:ind w:leftChars="0"/>
-        <w:rPr>
-          <w:sz w:val="22"/>
-          <w:szCs w:val="24"/>
-        </w:rPr>
-      </w:pPr>
-      <w:r>
-        <w:rPr>
-          <w:rFonts w:hint="eastAsia"/>
-          <w:sz w:val="22"/>
-          <w:szCs w:val="24"/>
-        </w:rPr>
-        <w:t>update에서 시간을 누산하여 physical update 주기가 1회 이상 지나면 지난 횟수만큼</w:t>
-      </w:r>
-      <w:r>
-        <w:rPr>
-          <w:sz w:val="22"/>
-          <w:szCs w:val="24"/>
-        </w:rPr>
-        <w:br/>
-      </w:r>
-      <w:r>
-        <w:rPr>
-          <w:rFonts w:hint="eastAsia"/>
-          <w:sz w:val="22"/>
-          <w:szCs w:val="24"/>
-        </w:rPr>
-        <w:t>physical update가 호출되도록 구현</w:t>
-      </w:r>
-    </w:p>
-    <w:p>
-      <w:pPr>
-        <w:pStyle w:val="a4"/>
-        <w:numPr>
-          <w:ilvl w:val="0"/>
-          <w:numId w:val="37"/>
-        </w:numPr>
-        <w:spacing w:after="0"/>
-        <w:ind w:leftChars="0"/>
-        <w:rPr>
-          <w:sz w:val="22"/>
-          <w:szCs w:val="24"/>
-        </w:rPr>
-      </w:pPr>
-      <w:r>
-        <w:rPr>
-          <w:rFonts w:hint="eastAsia"/>
-          <w:sz w:val="22"/>
-          <w:szCs w:val="24"/>
-        </w:rPr>
-        <w:t>Cook-Torrance BRDF 모델을 기저로 하는 PBRShader 작성</w:t>
-      </w:r>
-    </w:p>
-    <w:p>
-      <w:pPr>
-        <w:pStyle w:val="a4"/>
-        <w:numPr>
-          <w:ilvl w:val="1"/>
-          <w:numId w:val="37"/>
-        </w:numPr>
-        <w:spacing w:after="0"/>
-        <w:ind w:leftChars="0"/>
-        <w:rPr>
-          <w:sz w:val="22"/>
-          <w:szCs w:val="24"/>
-        </w:rPr>
-      </w:pPr>
-      <w:r>
-        <w:rPr>
-          <w:rFonts w:hint="eastAsia"/>
-          <w:sz w:val="22"/>
-          <w:szCs w:val="24"/>
-        </w:rPr>
-        <w:t>pbrLighting.hlsli, pbr.hlsl 코드 작성</w:t>
-      </w:r>
-    </w:p>
-    <w:p>
-      <w:pPr>
-        <w:pStyle w:val="a4"/>
-        <w:numPr>
-          <w:ilvl w:val="1"/>
-          <w:numId w:val="37"/>
-        </w:numPr>
-        <w:spacing w:after="0"/>
-        <w:ind w:leftChars="0"/>
-        <w:rPr>
-          <w:sz w:val="22"/>
-          <w:szCs w:val="24"/>
-        </w:rPr>
-      </w:pPr>
-      <w:r>
-        <w:rPr>
-          <w:rFonts w:hint="eastAsia"/>
-          <w:sz w:val="22"/>
-          <w:szCs w:val="24"/>
-        </w:rPr>
-        <w:t>PBR 셰이더에 대응되는 C++ 셰이더 생성 함수 createPBRShader 작성</w:t>
-      </w:r>
-    </w:p>
-    <w:p>
-      <w:pPr>
-        <w:pStyle w:val="a4"/>
-        <w:numPr>
-          <w:ilvl w:val="1"/>
-          <w:numId w:val="37"/>
-        </w:numPr>
-        <w:spacing w:after="0"/>
-        <w:ind w:leftChars="0"/>
-        <w:rPr>
-          <w:sz w:val="22"/>
-          <w:szCs w:val="24"/>
-        </w:rPr>
-      </w:pPr>
-      <w:r>
-        <w:rPr>
-          <w:rFonts w:hint="eastAsia"/>
-          <w:sz w:val="22"/>
-          <w:szCs w:val="24"/>
-        </w:rPr>
-        <w:t>PBRPipeline 네임스페이스 및 PBR 파이프라인에 연관된 DrawEvent, CameraData, LightData 구조체 추가</w:t>
-      </w:r>
-    </w:p>
-    <w:p>
-      <w:pPr>
-        <w:pStyle w:val="a4"/>
-        <w:numPr>
-          <w:ilvl w:val="0"/>
-          <w:numId w:val="37"/>
-        </w:numPr>
-        <w:spacing w:after="0"/>
-        <w:ind w:leftChars="0"/>
-        <w:rPr>
-          <w:sz w:val="22"/>
-          <w:szCs w:val="24"/>
-        </w:rPr>
-      </w:pPr>
-      <w:r>
-        <w:rPr>
-          <w:rFonts w:hint="eastAsia"/>
-          <w:sz w:val="22"/>
-          <w:szCs w:val="24"/>
-        </w:rPr>
-        <w:t>조명 구현</w:t>
-      </w:r>
-    </w:p>
-    <w:p>
-      <w:pPr>
-        <w:pStyle w:val="a4"/>
-        <w:numPr>
-          <w:ilvl w:val="1"/>
-          <w:numId w:val="37"/>
-        </w:numPr>
-        <w:spacing w:after="0"/>
-        <w:ind w:leftChars="0"/>
-        <w:rPr>
-          <w:sz w:val="22"/>
-          <w:szCs w:val="24"/>
-        </w:rPr>
-      </w:pPr>
-      <w:r>
-        <w:rPr>
-          <w:rFonts w:hint="eastAsia"/>
-          <w:sz w:val="22"/>
-          <w:szCs w:val="24"/>
-        </w:rPr>
-        <w:t>점조명, 방향광, 집중조명</w:t>
-      </w:r>
-    </w:p>
-    <w:p>
-      <w:pPr>
-        <w:pStyle w:val="a4"/>
-        <w:numPr>
-          <w:ilvl w:val="1"/>
-          <w:numId w:val="37"/>
-        </w:numPr>
-        <w:spacing w:after="0"/>
-        <w:ind w:leftChars="0"/>
-        <w:rPr>
-          <w:sz w:val="22"/>
-          <w:szCs w:val="24"/>
-        </w:rPr>
-      </w:pPr>
-      <w:r>
-        <w:rPr>
-          <w:rFonts w:hint="eastAsia"/>
-          <w:sz w:val="22"/>
-          <w:szCs w:val="24"/>
-        </w:rPr>
-        <w:t>현재 씬에는 방향광 하나만 넣어놓음</w:t>
+        <w:t>카메라의 뷰 행렬에 반영하도록 한다.</w:t>
       </w:r>
     </w:p>
     <w:p>
@@ -1732,7 +1946,7 @@
           <w:sz w:val="22"/>
           <w:szCs w:val="24"/>
         </w:rPr>
-        <w:t>유니티에서의 모델 익스포트 스크립트 작성</w:t>
+        <w:t>모델 바이너리 파일이 재질 세트를 저장하도록 구현</w:t>
       </w:r>
     </w:p>
     <w:p>
@@ -1755,81 +1969,114 @@
           <w:sz w:val="22"/>
           <w:szCs w:val="24"/>
         </w:rPr>
-        <w:t>유니티의 에디터 툴로 텍스처 이름과 경로 매핑, 추출된 바이너리 파일 저장 경로 설정을</w:t>
-      </w:r>
-      <w:r>
-        <w:rPr>
-          <w:sz w:val="22"/>
-          <w:szCs w:val="24"/>
-        </w:rPr>
-        <w:br/>
-      </w:r>
-      <w:r>
-        <w:rPr>
-          <w:rFonts w:hint="eastAsia"/>
-          <w:sz w:val="22"/>
-          <w:szCs w:val="24"/>
-        </w:rPr>
-        <w:t>할 수 있도록 구현</w:t>
+        <w:t>사용하는 모델은 같지만 다른 재질들을 적용하는 경우에 쓸 수 있다.</w:t>
       </w:r>
     </w:p>
     <w:p>
       <w:pPr>
+        <w:pStyle w:val="a4"/>
+        <w:numPr>
+          <w:ilvl w:val="2"/>
+          <w:numId w:val="36"/>
+        </w:numPr>
         <w:spacing w:after="0"/>
-        <w:jc w:val="center"/>
-        <w:rPr>
-          <w:sz w:val="22"/>
-          <w:szCs w:val="24"/>
-        </w:rPr>
-      </w:pPr>
-      <w:r>
-        <w:rPr>
-          <w:rFonts w:hint="eastAsia"/>
-          <w:noProof/>
-          <w:sz w:val="22"/>
-          <w:szCs w:val="24"/>
-        </w:rPr>
-        <w:drawing>
-          <wp:inline distT="0" distB="0" distL="0" distR="0" wp14:anchorId="683A80AA" wp14:editId="6A3607FC">
-            <wp:extent cx="6515100" cy="2984272"/>
-            <wp:effectExtent l="0" t="0" r="0" b="6985"/>
-            <wp:docPr id="564719629" name="그림 1" descr="소프트웨어, 텍스트, 멀티미디어 소프트웨어, 컴퓨터 아이콘이(가) 표시된 사진&#10;&#10;AI 생성 콘텐츠는 정확하지 않을 수 있습니다."/>
-            <wp:cNvGraphicFramePr>
-              <a:graphicFrameLocks xmlns:a="http://schemas.openxmlformats.org/drawingml/2006/main" noChangeAspect="1"/>
-            </wp:cNvGraphicFramePr>
-            <a:graphic xmlns:a="http://schemas.openxmlformats.org/drawingml/2006/main">
-              <a:graphicData uri="http://schemas.openxmlformats.org/drawingml/2006/picture">
-                <pic:pic xmlns:pic="http://schemas.openxmlformats.org/drawingml/2006/picture">
-                  <pic:nvPicPr>
-                    <pic:cNvPr id="564719629" name="그림 1" descr="소프트웨어, 텍스트, 멀티미디어 소프트웨어, 컴퓨터 아이콘이(가) 표시된 사진&#10;&#10;AI 생성 콘텐츠는 정확하지 않을 수 있습니다."/>
-                    <pic:cNvPicPr/>
-                  </pic:nvPicPr>
-                  <pic:blipFill>
-                    <a:blip r:embed="rId8">
-                      <a:extLst>
-                        <a:ext uri="{28A0092B-C50C-407E-A947-70E740481C1C}">
-                          <a14:useLocalDpi xmlns:a14="http://schemas.microsoft.com/office/drawing/2010/main" val="0"/>
-                        </a:ext>
-                      </a:extLst>
-                    </a:blip>
-                    <a:stretch>
-                      <a:fillRect/>
-                    </a:stretch>
-                  </pic:blipFill>
-                  <pic:spPr>
-                    <a:xfrm>
-                      <a:off x="0" y="0"/>
-                      <a:ext cx="6522098" cy="2987477"/>
-                    </a:xfrm>
-                    <a:prstGeom prst="rect">
-                      <a:avLst/>
-                    </a:prstGeom>
-                  </pic:spPr>
-                </pic:pic>
-              </a:graphicData>
-            </a:graphic>
-          </wp:inline>
-        </w:drawing>
+        <w:ind w:leftChars="0"/>
+        <w:rPr>
+          <w:sz w:val="22"/>
+          <w:szCs w:val="24"/>
+        </w:rPr>
+      </w:pPr>
+      <w:r>
+        <w:rPr>
+          <w:rFonts w:hint="eastAsia"/>
+          <w:sz w:val="22"/>
+          <w:szCs w:val="24"/>
+        </w:rPr>
+        <w:t>아바타</w:t>
+      </w:r>
+    </w:p>
+    <w:p>
+      <w:pPr>
+        <w:pStyle w:val="a4"/>
+        <w:numPr>
+          <w:ilvl w:val="2"/>
+          <w:numId w:val="36"/>
+        </w:numPr>
+        <w:spacing w:after="0"/>
+        <w:ind w:leftChars="0"/>
+        <w:rPr>
+          <w:sz w:val="22"/>
+          <w:szCs w:val="24"/>
+        </w:rPr>
+      </w:pPr>
+      <w:r>
+        <w:rPr>
+          <w:rFonts w:hint="eastAsia"/>
+          <w:sz w:val="22"/>
+          <w:szCs w:val="24"/>
+        </w:rPr>
+        <w:t>큐브 객체들에 서로 다른 재질 적용 (현재는 이쪽이 목적)</w:t>
+      </w:r>
+    </w:p>
+    <w:p>
+      <w:pPr>
+        <w:pStyle w:val="a4"/>
+        <w:numPr>
+          <w:ilvl w:val="1"/>
+          <w:numId w:val="36"/>
+        </w:numPr>
+        <w:spacing w:after="0"/>
+        <w:ind w:leftChars="0"/>
+        <w:rPr>
+          <w:sz w:val="22"/>
+          <w:szCs w:val="24"/>
+        </w:rPr>
+      </w:pPr>
+      <w:r>
+        <w:rPr>
+          <w:rFonts w:hint="eastAsia"/>
+          <w:sz w:val="22"/>
+          <w:szCs w:val="24"/>
+        </w:rPr>
+        <w:t>유니티 에디터에서 게임 객체의 재질 세트를 지정할 수 있는 스크립트 작성</w:t>
+      </w:r>
+    </w:p>
+    <w:p>
+      <w:pPr>
+        <w:pStyle w:val="a4"/>
+        <w:numPr>
+          <w:ilvl w:val="1"/>
+          <w:numId w:val="36"/>
+        </w:numPr>
+        <w:spacing w:after="0"/>
+        <w:ind w:leftChars="0"/>
+        <w:rPr>
+          <w:sz w:val="22"/>
+          <w:szCs w:val="24"/>
+        </w:rPr>
+      </w:pPr>
+      <w:r>
+        <w:rPr>
+          <w:rFonts w:hint="eastAsia"/>
+          <w:sz w:val="22"/>
+          <w:szCs w:val="24"/>
+        </w:rPr>
+        <w:t>유니티 모델 익스포터 스크립트에서 게임 객체가 가지고 있는 모든 재질 세트를</w:t>
+      </w:r>
+      <w:r>
+        <w:rPr>
+          <w:sz w:val="22"/>
+          <w:szCs w:val="24"/>
+        </w:rPr>
+        <w:br/>
+      </w:r>
+      <w:r>
+        <w:rPr>
+          <w:rFonts w:hint="eastAsia"/>
+          <w:sz w:val="22"/>
+          <w:szCs w:val="24"/>
+        </w:rPr>
+        <w:t>추출하도록 구현</w:t>
       </w:r>
     </w:p>
     <w:p>
@@ -1852,7 +2099,7 @@
           <w:sz w:val="22"/>
           <w:szCs w:val="24"/>
         </w:rPr>
-        <w:t>클라이언트에서의 모델 임포트 코드 작성</w:t>
+        <w:t>클라이언트 코드에 메시의 재질 세트 구현 내용 반영</w:t>
       </w:r>
     </w:p>
     <w:p>
@@ -1875,7 +2122,7 @@
           <w:sz w:val="22"/>
           <w:szCs w:val="24"/>
         </w:rPr>
-        <w:t>유니티에서 추출한 모델 바이너리 파일을 임포트</w:t>
+        <w:t>임포트 코드 작성</w:t>
       </w:r>
     </w:p>
     <w:p>
@@ -1898,7 +2145,7 @@
           <w:sz w:val="22"/>
           <w:szCs w:val="24"/>
         </w:rPr>
-        <w:t>클라이언트 코드에서 계층 구조를 직접 조작할 일은 없으므로,</w:t>
+        <w:t>기존의 서브메시가 {인덱스 버퍼, 재질}을 표현했다면 이제는 인덱스 버퍼만 표현하고,</w:t>
       </w:r>
       <w:r>
         <w:rPr>
@@ -1913,7 +2160,7 @@
           <w:sz w:val="22"/>
           <w:szCs w:val="24"/>
         </w:rPr>
-        <w:t>모든 변환이 DressPose로 추출되도록 구현</w:t>
+        <w:t>재질은 메시에 별도의 MaterialSet 구조체로 저장하도록 수정</w:t>
       </w:r>
     </w:p>
     <w:p>
@@ -1936,30 +2183,7 @@
           <w:sz w:val="22"/>
           <w:szCs w:val="24"/>
         </w:rPr>
-        <w:t>Model 구조체 작성</w:t>
-      </w:r>
-    </w:p>
-    <w:p>
-      <w:pPr>
-        <w:pStyle w:val="a4"/>
-        <w:numPr>
-          <w:ilvl w:val="2"/>
-          <w:numId w:val="36"/>
-        </w:numPr>
-        <w:spacing w:after="0"/>
-        <w:ind w:leftChars="0"/>
-        <w:rPr>
-          <w:sz w:val="22"/>
-          <w:szCs w:val="24"/>
-        </w:rPr>
-      </w:pPr>
-      <w:r>
-        <w:rPr>
-          <w:rFonts w:hint="eastAsia"/>
-          <w:sz w:val="22"/>
-          <w:szCs w:val="24"/>
-        </w:rPr>
-        <w:t>Mesh와 DressPose 행렬의 쌍을 담는 std::vector를 멤버로 가짐</w:t>
+        <w:t>메시 사양 변경에따른 파이프라인의 DrawEvent 구조 수정 및 Object::render 함수 수정</w:t>
       </w:r>
     </w:p>
     <w:p>
@@ -2344,34 +2568,13 @@
               <w:rPr>
                 <w:rFonts w:hint="eastAsia"/>
               </w:rPr>
-              <w:t>1. ExecuteCommandLists 함수도 병목이다.</w:t>
-            </w:r>
-            <w:r>
-              <w:br/>
-            </w:r>
-            <w:r>
-              <w:rPr>
-                <w:rFonts w:hint="eastAsia"/>
-              </w:rPr>
-              <w:t>2. 메시를 임포트할 때 정점 버퍼의</w:t>
-            </w:r>
-            <w:r>
-              <w:br/>
-            </w:r>
-            <w:r>
-              <w:rPr>
-                <w:rFonts w:hint="eastAsia"/>
-              </w:rPr>
-              <w:t>순서가 반드시 positions-&gt;normals-&gt;uvs 순이어야 한다.</w:t>
-            </w:r>
-            <w:r>
-              <w:br/>
-            </w:r>
-            <w:r>
-              <w:rPr>
-                <w:rFonts w:hint="eastAsia"/>
-              </w:rPr>
-              <w:t>3. 유니티에서 레벨을 추출할 포맷이</w:t>
+              <w:t>1</w:t>
+            </w:r>
+            <w:r>
+              <w:rPr>
+                <w:rFonts w:hint="eastAsia"/>
+              </w:rPr>
+              <w:t>. 유니티에서 레벨을 추출할 포맷이</w:t>
             </w:r>
             <w:r>
               <w:br/>
@@ -2420,25 +2623,13 @@
               <w:rPr>
                 <w:rFonts w:hint="eastAsia"/>
               </w:rPr>
-              <w:t>1. ExecuteCommandLists 함수 역시 별도의 스레드에서 돌린다.</w:t>
-            </w:r>
-            <w:r>
-              <w:br/>
-            </w:r>
-            <w:r>
-              <w:rPr>
-                <w:rFonts w:hint="eastAsia"/>
-              </w:rPr>
-              <w:t>2. 각 파이프라인이 요구하는 Input Layout에 맞게 정점 버퍼들의 순서를 재배치한 자료구조들을 Mesh 내에 구비한다.</w:t>
-            </w:r>
-            <w:r>
-              <w:br/>
-            </w:r>
-            <w:r>
-              <w:rPr>
-                <w:rFonts w:hint="eastAsia"/>
-              </w:rPr>
-              <w:t>3. 서버를 2D로 하기로 결정한</w:t>
+              <w:t>1</w:t>
+            </w:r>
+            <w:r>
+              <w:rPr>
+                <w:rFonts w:hint="eastAsia"/>
+              </w:rPr>
+              <w:t>. 서버를 2D로 하기로 결정한</w:t>
             </w:r>
             <w:r>
               <w:br/>
@@ -2734,7 +2925,25 @@
                 <w:bCs/>
                 <w:szCs w:val="20"/>
               </w:rPr>
-              <w:t>Batching &amp; Instancing 구현, 노멀 매핑 구현, Deferred Shading 구현, Rigidbody Physics 구현, 사운드 구현</w:t>
+              <w:t>Normal Mapping, Shadow Mapping(PCF), Animation</w:t>
+            </w:r>
+            <w:r>
+              <w:rPr>
+                <w:rFonts w:hint="eastAsia"/>
+                <w:b/>
+                <w:bCs/>
+                <w:szCs w:val="20"/>
+              </w:rPr>
+              <w:t>, 1인칭 카메라</w:t>
+            </w:r>
+            <w:r>
+              <w:rPr>
+                <w:rFonts w:hint="eastAsia"/>
+                <w:b/>
+                <w:bCs/>
+                <w:szCs w:val="20"/>
+              </w:rPr>
+              <w:t xml:space="preserve"> 구현</w:t>
             </w:r>
           </w:p>
           <w:p>
@@ -2770,7 +2979,7 @@
                 <w:bCs/>
                 <w:szCs w:val="20"/>
               </w:rPr>
-              <w:t>메시의 정점 버퍼들의 순서를 각 파이프라인의 Input Layout에 맞게 재배치해 마련해 놓을 수 있는 구조 구현, Alpha blending을 통한 이펙트 구현</w:t>
+              <w:t>레벨 익스포터/임포터 구현, 빌보드 구현</w:t>
             </w:r>
           </w:p>
         </w:tc>
